--- a/Assets/Documents/Game_Design_Document.docx
+++ b/Assets/Documents/Game_Design_Document.docx
@@ -17,7 +17,7 @@
           <w:szCs w:val="48"/>
           <w:rtl w:val="0"/>
         </w:rPr>
-        <w:t xml:space="preserve">UNTITLED RACING GAME</w:t>
+        <w:t>NITRO RUMBLE</w:t>
       </w:r>
       <w:r>
         <w:rPr>
@@ -162,7 +162,7 @@
         <w:rPr>
           <w:rtl w:val="0"/>
         </w:rPr>
-        <w:t xml:space="preserve">Untitled Racing Game es un juego de carreras arcade multijugador online para hasta 4 jugadores desarrollado con Photon PUN. Los jugadores compiten en una pista cerrada mientras utilizan power-ups para atacar a sus rivales, defenderse o aumentar su velocidad.</w:t>
+        <w:t>Nitro Rumble es un juego de carreras arcade multijugador online para hasta 4 jugadores desarrollado con Photon PUN. Los jugadores compiten en una pista cerrada mientras utilizan power-ups para atacar a sus rivales, defenderse o aumentar su velocidad.</w:t>
       </w:r>
     </w:p>
     <w:p>
@@ -2847,7 +2847,7 @@
         <w:rPr>
           <w:rtl w:val="0"/>
         </w:rPr>
-        <w:t xml:space="preserve">Se implementará una leaderboard online utilizando una API externa.</w:t>
+        <w:t>Implementado: leaderboard online contra Firebase Realtime Database, consumida vía REST con UnityWebRequest + Newtonsoft.Json (LeaderboardService.cs).</w:t>
       </w:r>
     </w:p>
     <w:p>
@@ -3086,7 +3086,7 @@
           <w:vertAlign w:val="baseline"/>
           <w:rtl w:val="0"/>
         </w:rPr>
-        <w:t xml:space="preserve">Se enviará el resultado a la API</w:t>
+        <w:t>Se envía el resultado a Firebase al finalizar la carrera (solo si hubo más de un jugador humano, para no ensuciar el ranking con partidas contra bots).</w:t>
       </w:r>
     </w:p>
     <w:p>
@@ -3217,6 +3217,19 @@
     </w:p>
     <w:p>
       <w:pPr>
+        <w:pStyle w:val="Heading3"/>
+      </w:pPr>
+      <w:r>
+        <w:t>Bots (IA local)</w:t>
+      </w:r>
+    </w:p>
+    <w:p>
+      <w:r>
+        <w:t>Si la sala no llega a 4 jugadores humanos, el Master Client completa los lugares vacíos con bots controlados por IA local (CarBotDriver). Cada bot tiene nombre fijo y un color de auto distinto entre sí, para no repetir la skin que el jugador humano tiene elegida. No cuentan como jugador real: no bloquean el inicio de la carrera, no se reportan al leaderboard si la carrera fue solo contra bots, y su PhotonView migra de dueño automáticamente si cambia el Master Client.</w:t>
+      </w:r>
+    </w:p>
+    <w:p>
+      <w:pPr>
         <w:spacing w:after="240" w:lineRule="auto"/>
         <w:rPr/>
       </w:pPr>
@@ -4344,6 +4357,17 @@
     </w:p>
     <w:p>
       <w:pPr>
+        <w:numPr>
+          <w:ilvl w:val="0"/>
+          <w:numId w:val="2"/>
+        </w:numPr>
+      </w:pPr>
+      <w:r>
+        <w:t>Concurrencia sobre cajas de power-up (CAS): compare-and-swap vía SetCustomProperties con expectedValues contra el servidor de Photon — si dos jugadores tocan la misma caja en el mismo frame, el servidor aplica solo el primero y descarta el segundo, sin árbitro local (PowerUpPickupManager.cs).</w:t>
+      </w:r>
+    </w:p>
+    <w:p>
+      <w:pPr>
         <w:pStyle w:val="Heading2"/>
         <w:rPr/>
       </w:pPr>
@@ -4375,7 +4399,7 @@
         <w:rPr>
           <w:rtl w:val="0"/>
         </w:rPr>
-        <w:t xml:space="preserve">Se utilizará:</w:t>
+        <w:t>Se utiliza:</w:t>
       </w:r>
     </w:p>
     <w:p>
@@ -4497,7 +4521,7 @@
         <w:rPr>
           <w:rtl w:val="0"/>
         </w:rPr>
-        <w:t xml:space="preserve">Los estados importantes se enviarán mediante RPCs confiables.</w:t>
+        <w:t>Los estados críticos (arranque de carrera, podio) se envían con SendOptions.SendReliable; la posición/velocidad de cada auto viaja sin confirmar, ya que el siguiente paquete corrige cualquier pérdida.</w:t>
       </w:r>
     </w:p>
     <w:p>
@@ -4674,7 +4698,7 @@
         <w:rPr>
           <w:rtl w:val="0"/>
         </w:rPr>
-        <w:t xml:space="preserve">Photon asignará automáticamente un nuevo Master Client.</w:t>
+        <w:t>Photon asigna automáticamente un nuevo Master Client; todos los sistemas reaccionan vía OnMasterClientSwitched, incluida la migración de ownership de los bots que estaba controlando el Master anterior.</w:t>
       </w:r>
     </w:p>
     <w:p>
@@ -5093,7 +5117,7 @@
         <w:rPr>
           <w:rtl w:val="0"/>
         </w:rPr>
-        <w:t xml:space="preserve">Al iniciar la escena fetchea Unity Remote Config. Aplica parámetros dinámicos (stats, power-ups, mapas).</w:t>
+        <w:t>Al iniciar la escena fetchea Unity Remote Config (proyecto Unity Cloud propio) y aplica banderas dinámicas: mapas, skins y power-ups deshabilitados. Diseño fail-open: si el fetch falla o el JSON viene vacío, todo queda disponible — un problema de LiveOps nunca bloquea el juego. Poll periódico cada 60s para detectar cambios hechos en el dashboard mientras el juego corre.</w:t>
       </w:r>
     </w:p>
     <w:p>
@@ -5117,7 +5141,7 @@
         <w:rPr>
           <w:rtl w:val="0"/>
         </w:rPr>
-        <w:t xml:space="preserve">Ranking global de jugadores.</w:t>
+        <w:t>Ranking global de jugadores contra Firebase Realtime Database.</w:t>
       </w:r>
     </w:p>
     <w:p>
@@ -5314,6 +5338,11 @@
           <w:rtl w:val="0"/>
         </w:rPr>
         <w:t xml:space="preserve">Estadísticas</w:t>
+      </w:r>
+    </w:p>
+    <w:p>
+      <w:r>
+        <w:t>Formato: serialización binaria (BinaryFormatter) con el archivo resultante cifrado por XOR (LocalSaveManager.cs).</w:t>
       </w:r>
     </w:p>
     <w:p>
@@ -5460,7 +5489,7 @@
         <w:rPr>
           <w:rtl w:val="0"/>
         </w:rPr>
-        <w:t xml:space="preserve"> Se integrará un sistema de comunicación por voz en tiempo real donde el volumen de los jugadores se ajustará dinámicamente según la distancia entre sus vehículos en la pista, permitiendo interacciones más inmersivas y tácticas durante la carrera.</w:t>
+        <w:t xml:space="preserve"> Implementado con Photon Voice 2: PunVoiceClient reutiliza la sala y la sesión de PUN (sin login de voz aparte); el volumen del Speaker de cada rival se ajusta dinámicamente según la distancia entre vehículos (ProximityVoice.cs).</w:t>
       </w:r>
     </w:p>
     <w:p>
@@ -5483,7 +5512,7 @@
         <w:rPr>
           <w:rtl w:val="0"/>
         </w:rPr>
-        <w:t xml:space="preserve"> Se implementará un sistema de registro e inicio de sesión de usuarios utilizando una hoja de cálculo de Google como base de datos remota, lo que permitirá gestionar cuentas de usuario de manera sencilla y centralizada.</w:t>
+        <w:t xml:space="preserve"> Implementado: registro/login contra una Google Sheet vía Apps Script (UnityWebRequest + JSON), con la contraseña ofuscada por XOR antes de viajar por red (AuthService.cs).</w:t>
       </w:r>
     </w:p>
     <w:p>
@@ -5506,12 +5535,170 @@
         <w:rPr>
           <w:rtl w:val="0"/>
         </w:rPr>
-        <w:t xml:space="preserve"> Se añadirán efectos de animación a los modelos de los vehículos, aplicando deformaciones de estiramiento y encogimiento durante aceleraciones, frenadas y colisiones, para aumentar la sensación de peso, impacto y velocidad visual.</w:t>
-      </w:r>
-      <w:r>
-        <w:rPr>
-          <w:rtl w:val="0"/>
-        </w:rPr>
+        <w:t xml:space="preserve"> Implementado con delta-compression: un bitmask de 1 byte indica que variables cambiaron desde el último envío, y solo esas se mandan (CarStretchSquash.cs / CarNetworkSync.cs).</w:t>
+      </w:r>
+      <w:r>
+        <w:rPr>
+          <w:rtl w:val="0"/>
+        </w:rPr>
+      </w:r>
+    </w:p>
+    <w:p>
+      <w:pPr>
+        <w:pStyle w:val="Heading1"/>
+      </w:pPr>
+      <w:r>
+        <w:t>9. Localización (Multi-idioma ES/EN)</w:t>
+      </w:r>
+    </w:p>
+    <w:p>
+      <w:pPr>
+        <w:pStyle w:val="Heading2"/>
+      </w:pPr>
+      <w:r>
+        <w:t>9.1 Resumen</w:t>
+      </w:r>
+    </w:p>
+    <w:p>
+      <w:pPr/>
+      <w:r>
+        <w:t>El juego está completamente localizado en Español e Inglés. El jugador cambia de idioma en tiempo real desde Configuración &gt; Idioma (dos botones: Español / English), sin reiniciar la partida ni la aplicación: todos los textos en pantalla se actualizan al instante. El idioma por defecto es Español y la elección queda guardada entre sesiones.</w:t>
+      </w:r>
+    </w:p>
+    <w:p>
+      <w:pPr>
+        <w:pStyle w:val="Heading2"/>
+      </w:pPr>
+      <w:r>
+        <w:t>9.2 Arquitectura</w:t>
+      </w:r>
+    </w:p>
+    <w:p>
+      <w:pPr>
+        <w:pStyle w:val="Heading3"/>
+      </w:pPr>
+      <w:r>
+        <w:t>LanguageTable (ScriptableObject)</w:t>
+      </w:r>
+    </w:p>
+    <w:p>
+      <w:pPr/>
+      <w:r>
+        <w:t>Asset ubicado en Assets/Resources/LanguageTable.asset. Es la única fuente de traducciones: una lista de entradas donde cada entrada tiene una 'key' (ej. menu.play, race.finished) y un arreglo de traducciones indexado por idioma (índice 0 = Español, 1 = Inglés). Hoy contiene alrededor de 90 claves que cubren menú, auth, lobby, sala, configuración, HUD de carrera, podio y pantallas de carga. Si una clave o traducción falta, devuelve la propia key como fallback visible.</w:t>
+      </w:r>
+    </w:p>
+    <w:p>
+      <w:pPr>
+        <w:pStyle w:val="Heading3"/>
+      </w:pPr>
+      <w:r>
+        <w:t>LocalizationManager (estático)</w:t>
+      </w:r>
+    </w:p>
+    <w:p>
+      <w:pPr/>
+      <w:r>
+        <w:t>Punto central de acceso al idioma. Mantiene el idioma activo (CurrentLanguage), expone Get(key) que resuelve el texto contra la LanguageTable según el idioma actual, y dispara el evento OnLanguageChanged cuando el idioma cambia. Al ser estático no necesita estar en la escena; carga la tabla de forma perezosa desde Resources.</w:t>
+      </w:r>
+    </w:p>
+    <w:p>
+      <w:pPr>
+        <w:pStyle w:val="Heading3"/>
+      </w:pPr>
+      <w:r>
+        <w:t>LocalizedText (MonoBehaviour)</w:t>
+      </w:r>
+    </w:p>
+    <w:p>
+      <w:pPr/>
+      <w:r>
+        <w:t>Se agrega a cada texto de UI (TMP_Text o el Text legacy del HUD de carrera) y se le asigna una 'key' desde el Inspector. En Awake se suscribe a OnLanguageChanged y refresca su contenido automáticamente; también permite cambiar la key en runtime (SetKey) para textos dinámicos.</w:t>
+      </w:r>
+    </w:p>
+    <w:p>
+      <w:pPr>
+        <w:pStyle w:val="Heading3"/>
+      </w:pPr>
+      <w:r>
+        <w:t>SettingsManager (persistencia)</w:t>
+      </w:r>
+    </w:p>
+    <w:p>
+      <w:pPr/>
+      <w:r>
+        <w:t>Guarda el idioma elegido en PlayerPrefs bajo la clave settings.language y lo restaura al iniciar el juego. Su método SetLanguage actualiza a la vez el estado propio y el LocalizationManager, de modo que la elección se aplica y se persiste de forma consistente.</w:t>
+      </w:r>
+    </w:p>
+    <w:p>
+      <w:pPr>
+        <w:pStyle w:val="Heading2"/>
+      </w:pPr>
+      <w:r>
+        <w:t>9.3 Flujo al cambiar de idioma</w:t>
+      </w:r>
+    </w:p>
+    <w:p>
+      <w:pPr/>
+      <w:r>
+        <w:t>1) El jugador toca el botón ES o EN en Configuración (SettingsPanel).</w:t>
+      </w:r>
+    </w:p>
+    <w:p>
+      <w:pPr/>
+      <w:r>
+        <w:t>2) SettingsPanel llama a SettingsManager.SetLanguage(idioma).</w:t>
+      </w:r>
+    </w:p>
+    <w:p>
+      <w:pPr/>
+      <w:r>
+        <w:t>3) SettingsManager actualiza CurrentLanguage y llama a LocalizationManager.SetLanguage.</w:t>
+      </w:r>
+    </w:p>
+    <w:p>
+      <w:pPr/>
+      <w:r>
+        <w:t>4) LocalizationManager dispara OnLanguageChanged.</w:t>
+      </w:r>
+    </w:p>
+    <w:p>
+      <w:pPr/>
+      <w:r>
+        <w:t>5) Todos los componentes LocalizedText escuchan el evento y se re-traducen al instante; los paneles con texto dinámico (dropdowns de micrófono/salida, etc.) se regeneran.</w:t>
+      </w:r>
+    </w:p>
+    <w:p>
+      <w:pPr/>
+      <w:r>
+        <w:t>6) Al guardar la configuración, el idioma persiste en PlayerPrefs para la próxima sesión.</w:t>
+      </w:r>
+    </w:p>
+    <w:p>
+      <w:pPr>
+        <w:pStyle w:val="Heading2"/>
+      </w:pPr>
+      <w:r>
+        <w:t>9.4 Textos con formato y dinámicos</w:t>
+      </w:r>
+    </w:p>
+    <w:p>
+      <w:pPr/>
+      <w:r>
+        <w:t>Las claves que incluyen marcadores {0}/{1} (por ejemplo reconnect.reconnecting, matchmaking.failed, race.continuingIn) se resuelven con LocalizationManager.Get(key) y luego se completan con string.Format en el punto de uso, permitiendo insertar valores como el número de intento o el nombre del jugador ya localizados.</w:t>
+      </w:r>
+    </w:p>
+    <w:p>
+      <w:pPr>
+        <w:pStyle w:val="Heading2"/>
+      </w:pPr>
+      <w:r>
+        <w:t>9.5 Cómo agregar un idioma nuevo</w:t>
+      </w:r>
+    </w:p>
+    <w:p>
+      <w:pPr/>
+      <w:r>
+        <w:t>El sistema es extensible: (1) agregar el valor al enum Language, (2) sumar una traducción más (la posición del nuevo índice) a cada entrada de la LanguageTable, y (3) exponer el botón correspondiente en el SettingsPanel. No requiere cambios en LocalizedText ni en la lógica de juego.</w:t>
       </w:r>
     </w:p>
     <w:sectPr>
